--- a/public/CV.docx
+++ b/public/CV.docx
@@ -47,7 +47,87 @@
           <w:sz w:val="17"/>
           <w:szCs w:val="17"/>
         </w:rPr>
-        <w:t xml:space="preserve">Jakarta, Indonesia  |  +62 81904009193  |  nikko150905@gmail.com  |  linkedin.com/in/nichoho  |  github.com/NichoHo</w:t>
+        <w:t xml:space="preserve">Jakarta, </w:t>
+      </w:r>
+      <w:proofErr w:type="gramStart"/>
+      <w:r>
+        <w:rPr>
+          <w:rFonts w:ascii="Calibri" w:eastAsia="Calibri" w:hAnsi="Calibri" w:cs="Calibri"/>
+          <w:color w:val="444444"/>
+          <w:sz w:val="17"/>
+          <w:szCs w:val="17"/>
+        </w:rPr>
+        <w:t>Indonesia  |</w:t>
+      </w:r>
+      <w:proofErr w:type="gramEnd"/>
+      <w:r>
+        <w:rPr>
+          <w:rFonts w:ascii="Calibri" w:eastAsia="Calibri" w:hAnsi="Calibri" w:cs="Calibri"/>
+          <w:color w:val="444444"/>
+          <w:sz w:val="17"/>
+          <w:szCs w:val="17"/>
+        </w:rPr>
+        <w:t xml:space="preserve">  +62 </w:t>
+      </w:r>
+      <w:proofErr w:type="gramStart"/>
+      <w:r>
+        <w:rPr>
+          <w:rFonts w:ascii="Calibri" w:eastAsia="Calibri" w:hAnsi="Calibri" w:cs="Calibri"/>
+          <w:color w:val="444444"/>
+          <w:sz w:val="17"/>
+          <w:szCs w:val="17"/>
+        </w:rPr>
+        <w:t>81904009193  |</w:t>
+      </w:r>
+      <w:proofErr w:type="gramEnd"/>
+      <w:r>
+        <w:rPr>
+          <w:rFonts w:ascii="Calibri" w:eastAsia="Calibri" w:hAnsi="Calibri" w:cs="Calibri"/>
+          <w:color w:val="444444"/>
+          <w:sz w:val="17"/>
+          <w:szCs w:val="17"/>
+        </w:rPr>
+        <w:t xml:space="preserve">  </w:t>
+      </w:r>
+      <w:proofErr w:type="gramStart"/>
+      <w:r>
+        <w:rPr>
+          <w:rFonts w:ascii="Calibri" w:eastAsia="Calibri" w:hAnsi="Calibri" w:cs="Calibri"/>
+          <w:color w:val="444444"/>
+          <w:sz w:val="17"/>
+          <w:szCs w:val="17"/>
+        </w:rPr>
+        <w:t>nikko150905@gmail.com  |</w:t>
+      </w:r>
+      <w:proofErr w:type="gramEnd"/>
+      <w:r>
+        <w:rPr>
+          <w:rFonts w:ascii="Calibri" w:eastAsia="Calibri" w:hAnsi="Calibri" w:cs="Calibri"/>
+          <w:color w:val="444444"/>
+          <w:sz w:val="17"/>
+          <w:szCs w:val="17"/>
+        </w:rPr>
+        <w:t xml:space="preserve">  linkedin.com/in/</w:t>
+      </w:r>
+      <w:proofErr w:type="gramStart"/>
+      <w:r>
+        <w:rPr>
+          <w:rFonts w:ascii="Calibri" w:eastAsia="Calibri" w:hAnsi="Calibri" w:cs="Calibri"/>
+          <w:color w:val="444444"/>
+          <w:sz w:val="17"/>
+          <w:szCs w:val="17"/>
+        </w:rPr>
+        <w:t>nichoho  |</w:t>
+      </w:r>
+      <w:proofErr w:type="gramEnd"/>
+      <w:r>
+        <w:rPr>
+          <w:rFonts w:ascii="Calibri" w:eastAsia="Calibri" w:hAnsi="Calibri" w:cs="Calibri"/>
+          <w:color w:val="444444"/>
+          <w:sz w:val="17"/>
+          <w:szCs w:val="17"/>
+        </w:rPr>
+        <w:t xml:space="preserve">  github.com/NichoHo</w:t>
       </w:r>
     </w:p>
     <w:p>
@@ -119,26 +199,57 @@
           <w:sz w:val="19"/>
           <w:szCs w:val="19"/>
         </w:rPr>
-        <w:t>Lead Developer</w:t>
-      </w:r>
-      <w:r>
-        <w:rPr>
-          <w:rFonts w:ascii="Calibri" w:eastAsia="Calibri" w:hAnsi="Calibri" w:cs="Calibri"/>
-          <w:color w:val="888888"/>
-          <w:sz w:val="19"/>
-          <w:szCs w:val="19"/>
-        </w:rPr>
-        <w:t xml:space="preserve">  |  </w:t>
-      </w:r>
-      <w:r>
-        <w:rPr>
-          <w:rFonts w:ascii="Calibri" w:eastAsia="Calibri" w:hAnsi="Calibri" w:cs="Calibri"/>
+        <w:t xml:space="preserve">Nexus Software Development </w:t>
+      </w:r>
+      <w:proofErr w:type="gramStart"/>
+      <w:r>
+        <w:rPr>
+          <w:rFonts w:ascii="Calibri" w:eastAsia="Calibri" w:hAnsi="Calibri" w:cs="Calibri"/>
+          <w:b/>
+          <w:bCs/>
+          <w:sz w:val="19"/>
+          <w:szCs w:val="19"/>
+        </w:rPr>
+        <w:t>Agency</w:t>
+      </w:r>
+      <w:r>
+        <w:rPr>
+          <w:rFonts w:ascii="Calibri" w:eastAsia="Calibri" w:hAnsi="Calibri" w:cs="Calibri"/>
+          <w:b/>
+          <w:bCs/>
+          <w:sz w:val="19"/>
+          <w:szCs w:val="19"/>
+        </w:rPr>
+        <w:t xml:space="preserve">  </w:t>
+      </w:r>
+      <w:r>
+        <w:rPr>
+          <w:rFonts w:ascii="Calibri" w:eastAsia="Calibri" w:hAnsi="Calibri" w:cs="Calibri"/>
+          <w:sz w:val="19"/>
+          <w:szCs w:val="19"/>
+        </w:rPr>
+        <w:t>|</w:t>
+      </w:r>
+      <w:proofErr w:type="gramEnd"/>
+      <w:r>
+        <w:rPr>
+          <w:rFonts w:ascii="Calibri" w:eastAsia="Calibri" w:hAnsi="Calibri" w:cs="Calibri"/>
+          <w:sz w:val="19"/>
+          <w:szCs w:val="19"/>
+        </w:rPr>
+        <w:t xml:space="preserve"> </w:t>
+      </w:r>
+      <w:r>
+        <w:rPr>
+          <w:rFonts w:ascii="Calibri" w:eastAsia="Calibri" w:hAnsi="Calibri" w:cs="Calibri"/>
+          <w:b/>
+          <w:bCs/>
           <w:i/>
           <w:iCs/>
           <w:sz w:val="19"/>
           <w:szCs w:val="19"/>
         </w:rPr>
-        <w:t>Nexus Software Development Agency</w:t>
+        <w:t>Lead Developer</w:t>
       </w:r>
       <w:r>
         <w:rPr>
@@ -607,6 +718,34 @@
       <w:r>
         <w:rPr>
           <w:rFonts w:ascii="Calibri" w:eastAsia="Calibri" w:hAnsi="Calibri" w:cs="Calibri"/>
+          <w:b/>
+          <w:bCs/>
+          <w:sz w:val="19"/>
+          <w:szCs w:val="19"/>
+        </w:rPr>
+        <w:t xml:space="preserve"> </w:t>
+      </w:r>
+      <w:r>
+        <w:rPr>
+          <w:rFonts w:ascii="Calibri" w:eastAsia="Calibri" w:hAnsi="Calibri" w:cs="Calibri"/>
+          <w:sz w:val="19"/>
+          <w:szCs w:val="19"/>
+        </w:rPr>
+        <w:t xml:space="preserve">| </w:t>
+      </w:r>
+      <w:r>
+        <w:rPr>
+          <w:rFonts w:ascii="Calibri" w:eastAsia="Calibri" w:hAnsi="Calibri" w:cs="Calibri"/>
+          <w:i/>
+          <w:iCs/>
+          <w:sz w:val="19"/>
+          <w:szCs w:val="19"/>
+        </w:rPr>
+        <w:t>Developer</w:t>
+      </w:r>
+      <w:r>
+        <w:rPr>
+          <w:rFonts w:ascii="Calibri" w:eastAsia="Calibri" w:hAnsi="Calibri" w:cs="Calibri"/>
         </w:rPr>
         <w:tab/>
       </w:r>
@@ -726,16 +865,7 @@
           <w:sz w:val="19"/>
           <w:szCs w:val="19"/>
         </w:rPr>
-        <w:t>Technical Lead &amp; Developer</w:t>
-      </w:r>
-      <w:r>
-        <w:rPr>
-          <w:rFonts w:ascii="Calibri" w:eastAsia="Calibri" w:hAnsi="Calibri" w:cs="Calibri"/>
-          <w:color w:val="888888"/>
-          <w:sz w:val="19"/>
-          <w:szCs w:val="19"/>
-        </w:rPr>
-        <w:t xml:space="preserve">  |  </w:t>
+        <w:t>Flux Budget App</w:t>
       </w:r>
       <w:r>
         <w:rPr>
@@ -745,11 +875,54 @@
           <w:sz w:val="19"/>
           <w:szCs w:val="19"/>
         </w:rPr>
-        <w:t>Flux Budget App</w:t>
-      </w:r>
-      <w:r>
-        <w:rPr>
-          <w:rFonts w:ascii="Calibri" w:eastAsia="Calibri" w:hAnsi="Calibri" w:cs="Calibri"/>
+        <w:t xml:space="preserve"> </w:t>
+      </w:r>
+      <w:proofErr w:type="gramStart"/>
+      <w:r>
+        <w:rPr>
+          <w:rFonts w:ascii="Calibri" w:eastAsia="Calibri" w:hAnsi="Calibri" w:cs="Calibri"/>
+          <w:color w:val="888888"/>
+          <w:sz w:val="19"/>
+          <w:szCs w:val="19"/>
+        </w:rPr>
+        <w:t xml:space="preserve">| </w:t>
+      </w:r>
+      <w:r>
+        <w:rPr>
+          <w:rFonts w:ascii="Calibri" w:eastAsia="Calibri" w:hAnsi="Calibri" w:cs="Calibri"/>
+          <w:b/>
+          <w:bCs/>
+          <w:sz w:val="19"/>
+          <w:szCs w:val="19"/>
+        </w:rPr>
+        <w:t xml:space="preserve"> </w:t>
+      </w:r>
+      <w:r>
+        <w:rPr>
+          <w:rFonts w:ascii="Calibri" w:eastAsia="Calibri" w:hAnsi="Calibri" w:cs="Calibri"/>
+          <w:i/>
+          <w:iCs/>
+          <w:sz w:val="19"/>
+          <w:szCs w:val="19"/>
+        </w:rPr>
+        <w:t>Technical</w:t>
+      </w:r>
+      <w:proofErr w:type="gramEnd"/>
+      <w:r>
+        <w:rPr>
+          <w:rFonts w:ascii="Calibri" w:eastAsia="Calibri" w:hAnsi="Calibri" w:cs="Calibri"/>
+          <w:i/>
+          <w:iCs/>
+          <w:sz w:val="19"/>
+          <w:szCs w:val="19"/>
+        </w:rPr>
+        <w:t xml:space="preserve"> Lead &amp; Developer</w:t>
+      </w:r>
+      <w:r>
+        <w:rPr>
+          <w:rFonts w:ascii="Calibri" w:eastAsia="Calibri" w:hAnsi="Calibri" w:cs="Calibri"/>
+          <w:i/>
+          <w:iCs/>
         </w:rPr>
         <w:tab/>
       </w:r>
@@ -821,24 +994,27 @@
         </w:tabs>
         <w:spacing w:before="100" w:after="20"/>
       </w:pPr>
-      <w:r>
-        <w:rPr>
-          <w:rFonts w:ascii="Calibri" w:eastAsia="Calibri" w:hAnsi="Calibri" w:cs="Calibri"/>
-          <w:b/>
-          <w:bCs/>
-          <w:sz w:val="19"/>
-          <w:szCs w:val="19"/>
-        </w:rPr>
-        <w:t>Technical Lead &amp; Developer</w:t>
-      </w:r>
-      <w:r>
-        <w:rPr>
-          <w:rFonts w:ascii="Calibri" w:eastAsia="Calibri" w:hAnsi="Calibri" w:cs="Calibri"/>
-          <w:color w:val="888888"/>
-          <w:sz w:val="19"/>
-          <w:szCs w:val="19"/>
-        </w:rPr>
-        <w:t xml:space="preserve">  |  </w:t>
+      <w:proofErr w:type="spellStart"/>
+      <w:r>
+        <w:rPr>
+          <w:rFonts w:ascii="Calibri" w:eastAsia="Calibri" w:hAnsi="Calibri" w:cs="Calibri"/>
+          <w:b/>
+          <w:bCs/>
+          <w:sz w:val="19"/>
+          <w:szCs w:val="19"/>
+        </w:rPr>
+        <w:t>FaQ</w:t>
+      </w:r>
+      <w:proofErr w:type="spellEnd"/>
+      <w:r>
+        <w:rPr>
+          <w:rFonts w:ascii="Calibri" w:eastAsia="Calibri" w:hAnsi="Calibri" w:cs="Calibri"/>
+          <w:b/>
+          <w:bCs/>
+          <w:sz w:val="19"/>
+          <w:szCs w:val="19"/>
+        </w:rPr>
+        <w:t xml:space="preserve"> Assistant (RAG Pipeline)</w:t>
       </w:r>
       <w:r>
         <w:rPr>
@@ -848,7 +1024,44 @@
           <w:sz w:val="19"/>
           <w:szCs w:val="19"/>
         </w:rPr>
-        <w:t xml:space="preserve">FaQ Assistant (RAG Pipeline)</w:t>
+        <w:t xml:space="preserve"> </w:t>
+      </w:r>
+      <w:r>
+        <w:rPr>
+          <w:rFonts w:ascii="Calibri" w:eastAsia="Calibri" w:hAnsi="Calibri" w:cs="Calibri"/>
+          <w:sz w:val="19"/>
+          <w:szCs w:val="19"/>
+        </w:rPr>
+        <w:t>|</w:t>
+      </w:r>
+      <w:r>
+        <w:rPr>
+          <w:rFonts w:ascii="Calibri" w:eastAsia="Calibri" w:hAnsi="Calibri" w:cs="Calibri"/>
+          <w:i/>
+          <w:iCs/>
+          <w:sz w:val="19"/>
+          <w:szCs w:val="19"/>
+        </w:rPr>
+        <w:t xml:space="preserve"> </w:t>
+      </w:r>
+      <w:r>
+        <w:rPr>
+          <w:rFonts w:ascii="Calibri" w:eastAsia="Calibri" w:hAnsi="Calibri" w:cs="Calibri"/>
+          <w:i/>
+          <w:iCs/>
+          <w:sz w:val="19"/>
+          <w:szCs w:val="19"/>
+        </w:rPr>
+        <w:t>Technical Lead &amp; Developer</w:t>
+      </w:r>
+      <w:r>
+        <w:rPr>
+          <w:rFonts w:ascii="Calibri" w:eastAsia="Calibri" w:hAnsi="Calibri" w:cs="Calibri"/>
+          <w:color w:val="888888"/>
+          <w:sz w:val="19"/>
+          <w:szCs w:val="19"/>
+        </w:rPr>
+        <w:t xml:space="preserve"> </w:t>
       </w:r>
       <w:r>
         <w:rPr>
@@ -1107,7 +1320,7 @@
           <w:sz w:val="18"/>
           <w:szCs w:val="18"/>
         </w:rPr>
-        <w:t xml:space="preserve">Hybrid MediaPipe-GRU Architecture for Efficient BISINDO Recognition</w:t>
+        <w:t>Hybrid MediaPipe-GRU Architecture for Efficient BISINDO Recognition</w:t>
       </w:r>
       <w:r>
         <w:rPr>
@@ -1202,7 +1415,18 @@
           <w:sz w:val="19"/>
           <w:szCs w:val="19"/>
         </w:rPr>
-        <w:t>Computer Science (Global Class)</w:t>
+        <w:t xml:space="preserve">Computer Science (Global </w:t>
+      </w:r>
+      <w:proofErr w:type="gramStart"/>
+      <w:r>
+        <w:rPr>
+          <w:rFonts w:ascii="Calibri" w:eastAsia="Calibri" w:hAnsi="Calibri" w:cs="Calibri"/>
+          <w:b/>
+          <w:bCs/>
+          <w:sz w:val="19"/>
+          <w:szCs w:val="19"/>
+        </w:rPr>
+        <w:t>Class)</w:t>
       </w:r>
       <w:r>
         <w:rPr>
@@ -1211,7 +1435,17 @@
           <w:sz w:val="19"/>
           <w:szCs w:val="19"/>
         </w:rPr>
-        <w:t xml:space="preserve">  |  </w:t>
+        <w:t xml:space="preserve">  |</w:t>
+      </w:r>
+      <w:proofErr w:type="gramEnd"/>
+      <w:r>
+        <w:rPr>
+          <w:rFonts w:ascii="Calibri" w:eastAsia="Calibri" w:hAnsi="Calibri" w:cs="Calibri"/>
+          <w:color w:val="888888"/>
+          <w:sz w:val="19"/>
+          <w:szCs w:val="19"/>
+        </w:rPr>
+        <w:t xml:space="preserve">  </w:t>
       </w:r>
       <w:r>
         <w:rPr>
@@ -1287,7 +1521,18 @@
           <w:sz w:val="19"/>
           <w:szCs w:val="19"/>
         </w:rPr>
-        <w:t>Student Exchange Program</w:t>
+        <w:t xml:space="preserve">Student Exchange </w:t>
+      </w:r>
+      <w:proofErr w:type="gramStart"/>
+      <w:r>
+        <w:rPr>
+          <w:rFonts w:ascii="Calibri" w:eastAsia="Calibri" w:hAnsi="Calibri" w:cs="Calibri"/>
+          <w:b/>
+          <w:bCs/>
+          <w:sz w:val="19"/>
+          <w:szCs w:val="19"/>
+        </w:rPr>
+        <w:t>Program</w:t>
       </w:r>
       <w:r>
         <w:rPr>
@@ -1296,7 +1541,17 @@
           <w:sz w:val="19"/>
           <w:szCs w:val="19"/>
         </w:rPr>
-        <w:t xml:space="preserve">  |  </w:t>
+        <w:t xml:space="preserve">  |</w:t>
+      </w:r>
+      <w:proofErr w:type="gramEnd"/>
+      <w:r>
+        <w:rPr>
+          <w:rFonts w:ascii="Calibri" w:eastAsia="Calibri" w:hAnsi="Calibri" w:cs="Calibri"/>
+          <w:color w:val="888888"/>
+          <w:sz w:val="19"/>
+          <w:szCs w:val="19"/>
+        </w:rPr>
+        <w:t xml:space="preserve">  </w:t>
       </w:r>
       <w:r>
         <w:rPr>
@@ -1475,7 +1730,7 @@
           <w:sz w:val="18"/>
           <w:szCs w:val="18"/>
         </w:rPr>
-        <w:t xml:space="preserve">Python, Flask, PyTorch, TensorFlow, OpenCV, MediaPipe, Scikit-Learn, LangChain, FAISS Vector Databases, RAG Pipelines, Time-Series Analysis, Data Pipeline Design</w:t>
+        <w:t>Python, Flask, PyTorch, TensorFlow, OpenCV, MediaPipe, Scikit-Learn, LangChain, FAISS Vector Databases, RAG Pipelines, Time-Series Analysis, Data Pipeline Design</w:t>
       </w:r>
     </w:p>
     <w:p>
@@ -1499,7 +1754,7 @@
           <w:sz w:val="18"/>
           <w:szCs w:val="18"/>
         </w:rPr>
-        <w:t xml:space="preserve">Agile/Scrum Ceremonies, Daily Standups, Sprint Coordination, Cross-Functional Team Leadership, Requirements Gathering</w:t>
+        <w:t>Agile/Scrum Ceremonies, Daily Standups, Sprint Coordination, Cross-Functional Team Leadership, Requirements Gathering</w:t>
       </w:r>
     </w:p>
     <w:p>
@@ -2113,7 +2368,6 @@
   <w:style w:type="character" w:default="1" w:styleId="DefaultParagraphFont">
     <w:name w:val="Default Paragraph Font"/>
     <w:uiPriority w:val="1"/>
-    <w:semiHidden/>
     <w:unhideWhenUsed/>
   </w:style>
   <w:style w:type="table" w:default="1" w:styleId="TableNormal">

--- a/public/CV.docx
+++ b/public/CV.docx
@@ -47,87 +47,7 @@
           <w:sz w:val="17"/>
           <w:szCs w:val="17"/>
         </w:rPr>
-        <w:t xml:space="preserve">Jakarta, </w:t>
-      </w:r>
-      <w:proofErr w:type="gramStart"/>
-      <w:r>
-        <w:rPr>
-          <w:rFonts w:ascii="Calibri" w:eastAsia="Calibri" w:hAnsi="Calibri" w:cs="Calibri"/>
-          <w:color w:val="444444"/>
-          <w:sz w:val="17"/>
-          <w:szCs w:val="17"/>
-        </w:rPr>
-        <w:t>Indonesia  |</w:t>
-      </w:r>
-      <w:proofErr w:type="gramEnd"/>
-      <w:r>
-        <w:rPr>
-          <w:rFonts w:ascii="Calibri" w:eastAsia="Calibri" w:hAnsi="Calibri" w:cs="Calibri"/>
-          <w:color w:val="444444"/>
-          <w:sz w:val="17"/>
-          <w:szCs w:val="17"/>
-        </w:rPr>
-        <w:t xml:space="preserve">  +62 </w:t>
-      </w:r>
-      <w:proofErr w:type="gramStart"/>
-      <w:r>
-        <w:rPr>
-          <w:rFonts w:ascii="Calibri" w:eastAsia="Calibri" w:hAnsi="Calibri" w:cs="Calibri"/>
-          <w:color w:val="444444"/>
-          <w:sz w:val="17"/>
-          <w:szCs w:val="17"/>
-        </w:rPr>
-        <w:t>81904009193  |</w:t>
-      </w:r>
-      <w:proofErr w:type="gramEnd"/>
-      <w:r>
-        <w:rPr>
-          <w:rFonts w:ascii="Calibri" w:eastAsia="Calibri" w:hAnsi="Calibri" w:cs="Calibri"/>
-          <w:color w:val="444444"/>
-          <w:sz w:val="17"/>
-          <w:szCs w:val="17"/>
-        </w:rPr>
-        <w:t xml:space="preserve">  </w:t>
-      </w:r>
-      <w:proofErr w:type="gramStart"/>
-      <w:r>
-        <w:rPr>
-          <w:rFonts w:ascii="Calibri" w:eastAsia="Calibri" w:hAnsi="Calibri" w:cs="Calibri"/>
-          <w:color w:val="444444"/>
-          <w:sz w:val="17"/>
-          <w:szCs w:val="17"/>
-        </w:rPr>
-        <w:t>nikko150905@gmail.com  |</w:t>
-      </w:r>
-      <w:proofErr w:type="gramEnd"/>
-      <w:r>
-        <w:rPr>
-          <w:rFonts w:ascii="Calibri" w:eastAsia="Calibri" w:hAnsi="Calibri" w:cs="Calibri"/>
-          <w:color w:val="444444"/>
-          <w:sz w:val="17"/>
-          <w:szCs w:val="17"/>
-        </w:rPr>
-        <w:t xml:space="preserve">  linkedin.com/in/</w:t>
-      </w:r>
-      <w:proofErr w:type="gramStart"/>
-      <w:r>
-        <w:rPr>
-          <w:rFonts w:ascii="Calibri" w:eastAsia="Calibri" w:hAnsi="Calibri" w:cs="Calibri"/>
-          <w:color w:val="444444"/>
-          <w:sz w:val="17"/>
-          <w:szCs w:val="17"/>
-        </w:rPr>
-        <w:t>nichoho  |</w:t>
-      </w:r>
-      <w:proofErr w:type="gramEnd"/>
-      <w:r>
-        <w:rPr>
-          <w:rFonts w:ascii="Calibri" w:eastAsia="Calibri" w:hAnsi="Calibri" w:cs="Calibri"/>
-          <w:color w:val="444444"/>
-          <w:sz w:val="17"/>
-          <w:szCs w:val="17"/>
-        </w:rPr>
-        <w:t xml:space="preserve">  github.com/NichoHo</w:t>
+        <w:t>Jakarta, Indonesia  |  +62 81904009193  |  nikko150905@gmail.com  |  linkedin.com/in/nichoho  |  github.com/NichoHo</w:t>
       </w:r>
     </w:p>
     <w:p>
@@ -199,57 +119,26 @@
           <w:sz w:val="19"/>
           <w:szCs w:val="19"/>
         </w:rPr>
-        <w:t xml:space="preserve">Nexus Software Development </w:t>
-      </w:r>
-      <w:proofErr w:type="gramStart"/>
-      <w:r>
-        <w:rPr>
-          <w:rFonts w:ascii="Calibri" w:eastAsia="Calibri" w:hAnsi="Calibri" w:cs="Calibri"/>
-          <w:b/>
-          <w:bCs/>
-          <w:sz w:val="19"/>
-          <w:szCs w:val="19"/>
-        </w:rPr>
-        <w:t>Agency</w:t>
-      </w:r>
-      <w:r>
-        <w:rPr>
-          <w:rFonts w:ascii="Calibri" w:eastAsia="Calibri" w:hAnsi="Calibri" w:cs="Calibri"/>
-          <w:b/>
-          <w:bCs/>
-          <w:sz w:val="19"/>
-          <w:szCs w:val="19"/>
-        </w:rPr>
-        <w:t xml:space="preserve">  </w:t>
-      </w:r>
-      <w:r>
-        <w:rPr>
-          <w:rFonts w:ascii="Calibri" w:eastAsia="Calibri" w:hAnsi="Calibri" w:cs="Calibri"/>
-          <w:sz w:val="19"/>
-          <w:szCs w:val="19"/>
-        </w:rPr>
-        <w:t>|</w:t>
-      </w:r>
-      <w:proofErr w:type="gramEnd"/>
-      <w:r>
-        <w:rPr>
-          <w:rFonts w:ascii="Calibri" w:eastAsia="Calibri" w:hAnsi="Calibri" w:cs="Calibri"/>
-          <w:sz w:val="19"/>
-          <w:szCs w:val="19"/>
-        </w:rPr>
-        <w:t xml:space="preserve"> </w:t>
-      </w:r>
-      <w:r>
-        <w:rPr>
-          <w:rFonts w:ascii="Calibri" w:eastAsia="Calibri" w:hAnsi="Calibri" w:cs="Calibri"/>
-          <w:b/>
-          <w:bCs/>
+        <w:t>Lead Developer</w:t>
+      </w:r>
+      <w:r>
+        <w:rPr>
+          <w:rFonts w:ascii="Calibri" w:eastAsia="Calibri" w:hAnsi="Calibri" w:cs="Calibri"/>
+          <w:color w:val="888888"/>
+          <w:sz w:val="19"/>
+          <w:szCs w:val="19"/>
+        </w:rPr>
+        <w:t xml:space="preserve">  |  </w:t>
+      </w:r>
+      <w:r>
+        <w:rPr>
+          <w:rFonts w:ascii="Calibri" w:eastAsia="Calibri" w:hAnsi="Calibri" w:cs="Calibri"/>
           <w:i/>
           <w:iCs/>
           <w:sz w:val="19"/>
           <w:szCs w:val="19"/>
         </w:rPr>
-        <w:t>Lead Developer</w:t>
+        <w:t>Nexus Software Development Agency</w:t>
       </w:r>
       <w:r>
         <w:rPr>
@@ -713,25 +602,16 @@
           <w:sz w:val="19"/>
           <w:szCs w:val="19"/>
         </w:rPr>
-        <w:t>F1 Undercut Predictor</w:t>
-      </w:r>
-      <w:r>
-        <w:rPr>
-          <w:rFonts w:ascii="Calibri" w:eastAsia="Calibri" w:hAnsi="Calibri" w:cs="Calibri"/>
-          <w:b/>
-          <w:bCs/>
-          <w:sz w:val="19"/>
-          <w:szCs w:val="19"/>
-        </w:rPr>
-        <w:t xml:space="preserve"> </w:t>
-      </w:r>
-      <w:r>
-        <w:rPr>
-          <w:rFonts w:ascii="Calibri" w:eastAsia="Calibri" w:hAnsi="Calibri" w:cs="Calibri"/>
-          <w:sz w:val="19"/>
-          <w:szCs w:val="19"/>
-        </w:rPr>
-        <w:t xml:space="preserve">| </w:t>
+        <w:t>Flux Budget App</w:t>
+      </w:r>
+      <w:r>
+        <w:rPr>
+          <w:rFonts w:ascii="Calibri" w:eastAsia="Calibri" w:hAnsi="Calibri" w:cs="Calibri"/>
+          <w:color w:val="888888"/>
+          <w:sz w:val="19"/>
+          <w:szCs w:val="19"/>
+        </w:rPr>
+        <w:t xml:space="preserve">  |  </w:t>
       </w:r>
       <w:r>
         <w:rPr>
@@ -741,7 +621,7 @@
           <w:sz w:val="19"/>
           <w:szCs w:val="19"/>
         </w:rPr>
-        <w:t>Developer</w:t>
+        <w:t>Technical Lead &amp; Developer</w:t>
       </w:r>
       <w:r>
         <w:rPr>
@@ -767,47 +647,90 @@
           <w:sz w:val="18"/>
           <w:szCs w:val="18"/>
         </w:rPr>
-        <w:t xml:space="preserve">Built a </w:t>
-      </w:r>
-      <w:r>
-        <w:rPr>
-          <w:rFonts w:ascii="Calibri" w:eastAsia="Calibri" w:hAnsi="Calibri" w:cs="Calibri"/>
-          <w:b/>
-          <w:bCs/>
-          <w:color w:val="000000"/>
-          <w:sz w:val="18"/>
-          <w:szCs w:val="18"/>
-        </w:rPr>
-        <w:t>Flask</w:t>
-      </w:r>
-      <w:r>
-        <w:rPr>
-          <w:rFonts w:ascii="Calibri" w:eastAsia="Calibri" w:hAnsi="Calibri" w:cs="Calibri"/>
-          <w:color w:val="000000"/>
-          <w:sz w:val="18"/>
-          <w:szCs w:val="18"/>
-        </w:rPr>
-        <w:t xml:space="preserve"> analytics engine with a serialized </w:t>
-      </w:r>
-      <w:r>
-        <w:rPr>
-          <w:rFonts w:ascii="Calibri" w:eastAsia="Calibri" w:hAnsi="Calibri" w:cs="Calibri"/>
-          <w:b/>
-          <w:bCs/>
-          <w:color w:val="000000"/>
-          <w:sz w:val="18"/>
-          <w:szCs w:val="18"/>
-        </w:rPr>
-        <w:t>Python</w:t>
-      </w:r>
-      <w:r>
-        <w:rPr>
-          <w:rFonts w:ascii="Calibri" w:eastAsia="Calibri" w:hAnsi="Calibri" w:cs="Calibri"/>
-          <w:color w:val="000000"/>
-          <w:sz w:val="18"/>
-          <w:szCs w:val="18"/>
-        </w:rPr>
-        <w:t xml:space="preserve"> ML pipeline to calculate optimal pit-stop strategies and undercut advantages from telemetry metrics.</w:t>
+        <w:t xml:space="preserve">Coordinated a team of </w:t>
+      </w:r>
+      <w:r>
+        <w:rPr>
+          <w:rFonts w:ascii="Calibri" w:eastAsia="Calibri" w:hAnsi="Calibri" w:cs="Calibri"/>
+          <w:b/>
+          <w:bCs/>
+          <w:color w:val="000000"/>
+          <w:sz w:val="18"/>
+          <w:szCs w:val="18"/>
+        </w:rPr>
+        <w:t>4 engineers</w:t>
+      </w:r>
+      <w:r>
+        <w:rPr>
+          <w:rFonts w:ascii="Calibri" w:eastAsia="Calibri" w:hAnsi="Calibri" w:cs="Calibri"/>
+          <w:color w:val="000000"/>
+          <w:sz w:val="18"/>
+          <w:szCs w:val="18"/>
+        </w:rPr>
+        <w:t xml:space="preserve"> through daily standups while personally architecting the </w:t>
+      </w:r>
+      <w:r>
+        <w:rPr>
+          <w:rFonts w:ascii="Calibri" w:eastAsia="Calibri" w:hAnsi="Calibri" w:cs="Calibri"/>
+          <w:b/>
+          <w:bCs/>
+          <w:color w:val="000000"/>
+          <w:sz w:val="18"/>
+          <w:szCs w:val="18"/>
+        </w:rPr>
+        <w:t>Laravel</w:t>
+      </w:r>
+      <w:r>
+        <w:rPr>
+          <w:rFonts w:ascii="Calibri" w:eastAsia="Calibri" w:hAnsi="Calibri" w:cs="Calibri"/>
+          <w:color w:val="000000"/>
+          <w:sz w:val="18"/>
+          <w:szCs w:val="18"/>
+        </w:rPr>
+        <w:t xml:space="preserve"> backend, including automated background workers for recurring bills and budget-limit enforcement.</w:t>
+      </w:r>
+    </w:p>
+    <w:p>
+      <w:pPr>
+        <w:tabs>
+          <w:tab w:val="right" w:pos="9026"/>
+        </w:tabs>
+        <w:spacing w:before="100" w:after="20"/>
+      </w:pPr>
+      <w:r>
+        <w:rPr>
+          <w:rFonts w:ascii="Calibri" w:eastAsia="Calibri" w:hAnsi="Calibri" w:cs="Calibri"/>
+          <w:b/>
+          <w:bCs/>
+          <w:sz w:val="19"/>
+          <w:szCs w:val="19"/>
+        </w:rPr>
+        <w:t>FaQ Assistant (RAG Pipeline)</w:t>
+      </w:r>
+      <w:r>
+        <w:rPr>
+          <w:rFonts w:ascii="Calibri" w:eastAsia="Calibri" w:hAnsi="Calibri" w:cs="Calibri"/>
+          <w:color w:val="888888"/>
+          <w:sz w:val="19"/>
+          <w:szCs w:val="19"/>
+        </w:rPr>
+        <w:t xml:space="preserve">  |  </w:t>
+      </w:r>
+      <w:r>
+        <w:rPr>
+          <w:rFonts w:ascii="Calibri" w:eastAsia="Calibri" w:hAnsi="Calibri" w:cs="Calibri"/>
+          <w:i/>
+          <w:iCs/>
+          <w:sz w:val="19"/>
+          <w:szCs w:val="19"/>
+        </w:rPr>
+        <w:t>Technical Lead &amp; Developer</w:t>
+      </w:r>
+      <w:r>
+        <w:rPr>
+          <w:rFonts w:ascii="Calibri" w:eastAsia="Calibri" w:hAnsi="Calibri" w:cs="Calibri"/>
+        </w:rPr>
+        <w:tab/>
       </w:r>
     </w:p>
     <w:p>
@@ -827,27 +750,67 @@
           <w:sz w:val="18"/>
           <w:szCs w:val="18"/>
         </w:rPr>
-        <w:t xml:space="preserve">Designed a responsive, clean web interface using modern layout conventions to visualize live </w:t>
-      </w:r>
-      <w:r>
-        <w:rPr>
-          <w:rFonts w:ascii="Calibri" w:eastAsia="Calibri" w:hAnsi="Calibri" w:cs="Calibri"/>
-          <w:b/>
-          <w:bCs/>
-          <w:color w:val="000000"/>
-          <w:sz w:val="18"/>
-          <w:szCs w:val="18"/>
-        </w:rPr>
-        <w:t>time-series</w:t>
-      </w:r>
-      <w:r>
-        <w:rPr>
-          <w:rFonts w:ascii="Calibri" w:eastAsia="Calibri" w:hAnsi="Calibri" w:cs="Calibri"/>
-          <w:color w:val="000000"/>
-          <w:sz w:val="18"/>
-          <w:szCs w:val="18"/>
-        </w:rPr>
-        <w:t xml:space="preserve"> tracking parameters.</w:t>
+        <w:t xml:space="preserve">Coordinated a team of </w:t>
+      </w:r>
+      <w:r>
+        <w:rPr>
+          <w:rFonts w:ascii="Calibri" w:eastAsia="Calibri" w:hAnsi="Calibri" w:cs="Calibri"/>
+          <w:b/>
+          <w:bCs/>
+          <w:color w:val="000000"/>
+          <w:sz w:val="18"/>
+          <w:szCs w:val="18"/>
+        </w:rPr>
+        <w:t>3 developers</w:t>
+      </w:r>
+      <w:r>
+        <w:rPr>
+          <w:rFonts w:ascii="Calibri" w:eastAsia="Calibri" w:hAnsi="Calibri" w:cs="Calibri"/>
+          <w:color w:val="000000"/>
+          <w:sz w:val="18"/>
+          <w:szCs w:val="18"/>
+        </w:rPr>
+        <w:t xml:space="preserve"> via standups while personally architecting a document-ingestion framework using </w:t>
+      </w:r>
+      <w:r>
+        <w:rPr>
+          <w:rFonts w:ascii="Calibri" w:eastAsia="Calibri" w:hAnsi="Calibri" w:cs="Calibri"/>
+          <w:b/>
+          <w:bCs/>
+          <w:color w:val="000000"/>
+          <w:sz w:val="18"/>
+          <w:szCs w:val="18"/>
+        </w:rPr>
+        <w:t>LangChain</w:t>
+      </w:r>
+      <w:r>
+        <w:rPr>
+          <w:rFonts w:ascii="Calibri" w:eastAsia="Calibri" w:hAnsi="Calibri" w:cs="Calibri"/>
+          <w:color w:val="000000"/>
+          <w:sz w:val="18"/>
+          <w:szCs w:val="18"/>
+        </w:rPr>
+        <w:t xml:space="preserve"> for PDF parsing, with local semantic search via </w:t>
+      </w:r>
+      <w:r>
+        <w:rPr>
+          <w:rFonts w:ascii="Calibri" w:eastAsia="Calibri" w:hAnsi="Calibri" w:cs="Calibri"/>
+          <w:b/>
+          <w:bCs/>
+          <w:color w:val="000000"/>
+          <w:sz w:val="18"/>
+          <w:szCs w:val="18"/>
+        </w:rPr>
+        <w:t>FAISS</w:t>
+      </w:r>
+      <w:r>
+        <w:rPr>
+          <w:rFonts w:ascii="Calibri" w:eastAsia="Calibri" w:hAnsi="Calibri" w:cs="Calibri"/>
+          <w:color w:val="000000"/>
+          <w:sz w:val="18"/>
+          <w:szCs w:val="18"/>
+        </w:rPr>
+        <w:t xml:space="preserve"> vector search for hallucination-free retrieval.</w:t>
       </w:r>
     </w:p>
     <w:p>
@@ -865,7 +828,16 @@
           <w:sz w:val="19"/>
           <w:szCs w:val="19"/>
         </w:rPr>
-        <w:t>Flux Budget App</w:t>
+        <w:t>Jet Engine Health Monitoring System</w:t>
+      </w:r>
+      <w:r>
+        <w:rPr>
+          <w:rFonts w:ascii="Calibri" w:eastAsia="Calibri" w:hAnsi="Calibri" w:cs="Calibri"/>
+          <w:color w:val="888888"/>
+          <w:sz w:val="19"/>
+          <w:szCs w:val="19"/>
+        </w:rPr>
+        <w:t xml:space="preserve">  |  </w:t>
       </w:r>
       <w:r>
         <w:rPr>
@@ -875,54 +847,11 @@
           <w:sz w:val="19"/>
           <w:szCs w:val="19"/>
         </w:rPr>
-        <w:t xml:space="preserve"> </w:t>
-      </w:r>
-      <w:proofErr w:type="gramStart"/>
-      <w:r>
-        <w:rPr>
-          <w:rFonts w:ascii="Calibri" w:eastAsia="Calibri" w:hAnsi="Calibri" w:cs="Calibri"/>
-          <w:color w:val="888888"/>
-          <w:sz w:val="19"/>
-          <w:szCs w:val="19"/>
-        </w:rPr>
-        <w:t xml:space="preserve">| </w:t>
-      </w:r>
-      <w:r>
-        <w:rPr>
-          <w:rFonts w:ascii="Calibri" w:eastAsia="Calibri" w:hAnsi="Calibri" w:cs="Calibri"/>
-          <w:b/>
-          <w:bCs/>
-          <w:sz w:val="19"/>
-          <w:szCs w:val="19"/>
-        </w:rPr>
-        <w:t xml:space="preserve"> </w:t>
-      </w:r>
-      <w:r>
-        <w:rPr>
-          <w:rFonts w:ascii="Calibri" w:eastAsia="Calibri" w:hAnsi="Calibri" w:cs="Calibri"/>
-          <w:i/>
-          <w:iCs/>
-          <w:sz w:val="19"/>
-          <w:szCs w:val="19"/>
-        </w:rPr>
-        <w:t>Technical</w:t>
-      </w:r>
-      <w:proofErr w:type="gramEnd"/>
-      <w:r>
-        <w:rPr>
-          <w:rFonts w:ascii="Calibri" w:eastAsia="Calibri" w:hAnsi="Calibri" w:cs="Calibri"/>
-          <w:i/>
-          <w:iCs/>
-          <w:sz w:val="19"/>
-          <w:szCs w:val="19"/>
-        </w:rPr>
-        <w:t xml:space="preserve"> Lead &amp; Developer</w:t>
-      </w:r>
-      <w:r>
-        <w:rPr>
-          <w:rFonts w:ascii="Calibri" w:eastAsia="Calibri" w:hAnsi="Calibri" w:cs="Calibri"/>
-          <w:i/>
-          <w:iCs/>
+        <w:t>Team Lead &amp; ML Developer</w:t>
+      </w:r>
+      <w:r>
+        <w:rPr>
+          <w:rFonts w:ascii="Calibri" w:eastAsia="Calibri" w:hAnsi="Calibri" w:cs="Calibri"/>
         </w:rPr>
         <w:tab/>
       </w:r>
@@ -944,47 +873,107 @@
           <w:sz w:val="18"/>
           <w:szCs w:val="18"/>
         </w:rPr>
-        <w:t xml:space="preserve">Coordinated a team of </w:t>
-      </w:r>
-      <w:r>
-        <w:rPr>
-          <w:rFonts w:ascii="Calibri" w:eastAsia="Calibri" w:hAnsi="Calibri" w:cs="Calibri"/>
-          <w:b/>
-          <w:bCs/>
-          <w:color w:val="000000"/>
-          <w:sz w:val="18"/>
-          <w:szCs w:val="18"/>
-        </w:rPr>
-        <w:t>4 engineers</w:t>
-      </w:r>
-      <w:r>
-        <w:rPr>
-          <w:rFonts w:ascii="Calibri" w:eastAsia="Calibri" w:hAnsi="Calibri" w:cs="Calibri"/>
-          <w:color w:val="000000"/>
-          <w:sz w:val="18"/>
-          <w:szCs w:val="18"/>
-        </w:rPr>
-        <w:t xml:space="preserve"> through daily standups while personally architecting the </w:t>
-      </w:r>
-      <w:r>
-        <w:rPr>
-          <w:rFonts w:ascii="Calibri" w:eastAsia="Calibri" w:hAnsi="Calibri" w:cs="Calibri"/>
-          <w:b/>
-          <w:bCs/>
-          <w:color w:val="000000"/>
-          <w:sz w:val="18"/>
-          <w:szCs w:val="18"/>
-        </w:rPr>
-        <w:t>Laravel</w:t>
-      </w:r>
-      <w:r>
-        <w:rPr>
-          <w:rFonts w:ascii="Calibri" w:eastAsia="Calibri" w:hAnsi="Calibri" w:cs="Calibri"/>
-          <w:color w:val="000000"/>
-          <w:sz w:val="18"/>
-          <w:szCs w:val="18"/>
-        </w:rPr>
-        <w:t xml:space="preserve"> backend, including automated background workers for recurring bills and budget-limit enforcement.</w:t>
+        <w:t xml:space="preserve">Led a </w:t>
+      </w:r>
+      <w:r>
+        <w:rPr>
+          <w:rFonts w:ascii="Calibri" w:eastAsia="Calibri" w:hAnsi="Calibri" w:cs="Calibri"/>
+          <w:b/>
+          <w:bCs/>
+          <w:color w:val="000000"/>
+          <w:sz w:val="18"/>
+          <w:szCs w:val="18"/>
+        </w:rPr>
+        <w:t>6-person team</w:t>
+      </w:r>
+      <w:r>
+        <w:rPr>
+          <w:rFonts w:ascii="Calibri" w:eastAsia="Calibri" w:hAnsi="Calibri" w:cs="Calibri"/>
+          <w:color w:val="000000"/>
+          <w:sz w:val="18"/>
+          <w:szCs w:val="18"/>
+        </w:rPr>
+        <w:t xml:space="preserve"> through a 16-week build while engineering RUL features from the NASA </w:t>
+      </w:r>
+      <w:r>
+        <w:rPr>
+          <w:rFonts w:ascii="Calibri" w:eastAsia="Calibri" w:hAnsi="Calibri" w:cs="Calibri"/>
+          <w:b/>
+          <w:bCs/>
+          <w:color w:val="000000"/>
+          <w:sz w:val="18"/>
+          <w:szCs w:val="18"/>
+        </w:rPr>
+        <w:t>C-MAPSS</w:t>
+      </w:r>
+      <w:r>
+        <w:rPr>
+          <w:rFonts w:ascii="Calibri" w:eastAsia="Calibri" w:hAnsi="Calibri" w:cs="Calibri"/>
+          <w:color w:val="000000"/>
+          <w:sz w:val="18"/>
+          <w:szCs w:val="18"/>
+        </w:rPr>
+        <w:t xml:space="preserve"> dataset and tuning an </w:t>
+      </w:r>
+      <w:r>
+        <w:rPr>
+          <w:rFonts w:ascii="Calibri" w:eastAsia="Calibri" w:hAnsi="Calibri" w:cs="Calibri"/>
+          <w:b/>
+          <w:bCs/>
+          <w:color w:val="000000"/>
+          <w:sz w:val="18"/>
+          <w:szCs w:val="18"/>
+        </w:rPr>
+        <w:t>XGBoost</w:t>
+      </w:r>
+      <w:r>
+        <w:rPr>
+          <w:rFonts w:ascii="Calibri" w:eastAsia="Calibri" w:hAnsi="Calibri" w:cs="Calibri"/>
+          <w:color w:val="000000"/>
+          <w:sz w:val="18"/>
+          <w:szCs w:val="18"/>
+        </w:rPr>
+        <w:t xml:space="preserve"> pipeline via </w:t>
+      </w:r>
+      <w:r>
+        <w:rPr>
+          <w:rFonts w:ascii="Calibri" w:eastAsia="Calibri" w:hAnsi="Calibri" w:cs="Calibri"/>
+          <w:b/>
+          <w:bCs/>
+          <w:color w:val="000000"/>
+          <w:sz w:val="18"/>
+          <w:szCs w:val="18"/>
+        </w:rPr>
+        <w:t>Optuna</w:t>
+      </w:r>
+      <w:r>
+        <w:rPr>
+          <w:rFonts w:ascii="Calibri" w:eastAsia="Calibri" w:hAnsi="Calibri" w:cs="Calibri"/>
+          <w:color w:val="000000"/>
+          <w:sz w:val="18"/>
+          <w:szCs w:val="18"/>
+        </w:rPr>
+        <w:t xml:space="preserve"> optimization and </w:t>
+      </w:r>
+      <w:r>
+        <w:rPr>
+          <w:rFonts w:ascii="Calibri" w:eastAsia="Calibri" w:hAnsi="Calibri" w:cs="Calibri"/>
+          <w:b/>
+          <w:bCs/>
+          <w:color w:val="000000"/>
+          <w:sz w:val="18"/>
+          <w:szCs w:val="18"/>
+        </w:rPr>
+        <w:t>SHAP</w:t>
+      </w:r>
+      <w:r>
+        <w:rPr>
+          <w:rFonts w:ascii="Calibri" w:eastAsia="Calibri" w:hAnsi="Calibri" w:cs="Calibri"/>
+          <w:color w:val="000000"/>
+          <w:sz w:val="18"/>
+          <w:szCs w:val="18"/>
+        </w:rPr>
+        <w:t xml:space="preserve"> explainability for a predictive maintenance dashboard.</w:t>
       </w:r>
     </w:p>
     <w:p>
@@ -994,27 +983,24 @@
         </w:tabs>
         <w:spacing w:before="100" w:after="20"/>
       </w:pPr>
-      <w:proofErr w:type="spellStart"/>
-      <w:r>
-        <w:rPr>
-          <w:rFonts w:ascii="Calibri" w:eastAsia="Calibri" w:hAnsi="Calibri" w:cs="Calibri"/>
-          <w:b/>
-          <w:bCs/>
-          <w:sz w:val="19"/>
-          <w:szCs w:val="19"/>
-        </w:rPr>
-        <w:t>FaQ</w:t>
-      </w:r>
-      <w:proofErr w:type="spellEnd"/>
-      <w:r>
-        <w:rPr>
-          <w:rFonts w:ascii="Calibri" w:eastAsia="Calibri" w:hAnsi="Calibri" w:cs="Calibri"/>
-          <w:b/>
-          <w:bCs/>
-          <w:sz w:val="19"/>
-          <w:szCs w:val="19"/>
-        </w:rPr>
-        <w:t xml:space="preserve"> Assistant (RAG Pipeline)</w:t>
+      <w:r>
+        <w:rPr>
+          <w:rFonts w:ascii="Calibri" w:eastAsia="Calibri" w:hAnsi="Calibri" w:cs="Calibri"/>
+          <w:b/>
+          <w:bCs/>
+          <w:sz w:val="19"/>
+          <w:szCs w:val="19"/>
+        </w:rPr>
+        <w:t>F1 Undercut Predictor</w:t>
+      </w:r>
+      <w:r>
+        <w:rPr>
+          <w:rFonts w:ascii="Calibri" w:eastAsia="Calibri" w:hAnsi="Calibri" w:cs="Calibri"/>
+          <w:color w:val="888888"/>
+          <w:sz w:val="19"/>
+          <w:szCs w:val="19"/>
+        </w:rPr>
+        <w:t xml:space="preserve">  |  </w:t>
       </w:r>
       <w:r>
         <w:rPr>
@@ -1024,15 +1010,7 @@
           <w:sz w:val="19"/>
           <w:szCs w:val="19"/>
         </w:rPr>
-        <w:t xml:space="preserve"> </w:t>
-      </w:r>
-      <w:r>
-        <w:rPr>
-          <w:rFonts w:ascii="Calibri" w:eastAsia="Calibri" w:hAnsi="Calibri" w:cs="Calibri"/>
-          <w:sz w:val="19"/>
-          <w:szCs w:val="19"/>
-        </w:rPr>
-        <w:t>|</w:t>
+        <w:t>Full Stack</w:t>
       </w:r>
       <w:r>
         <w:rPr>
@@ -1042,26 +1020,7 @@
           <w:sz w:val="19"/>
           <w:szCs w:val="19"/>
         </w:rPr>
-        <w:t xml:space="preserve"> </w:t>
-      </w:r>
-      <w:r>
-        <w:rPr>
-          <w:rFonts w:ascii="Calibri" w:eastAsia="Calibri" w:hAnsi="Calibri" w:cs="Calibri"/>
-          <w:i/>
-          <w:iCs/>
-          <w:sz w:val="19"/>
-          <w:szCs w:val="19"/>
-        </w:rPr>
-        <w:t>Technical Lead &amp; Developer</w:t>
-      </w:r>
-      <w:r>
-        <w:rPr>
-          <w:rFonts w:ascii="Calibri" w:eastAsia="Calibri" w:hAnsi="Calibri" w:cs="Calibri"/>
-          <w:color w:val="888888"/>
-          <w:sz w:val="19"/>
-          <w:szCs w:val="19"/>
-        </w:rPr>
-        <w:t xml:space="preserve"> </w:t>
+        <w:t xml:space="preserve"> Developer</w:t>
       </w:r>
       <w:r>
         <w:rPr>
@@ -1087,67 +1046,67 @@
           <w:sz w:val="18"/>
           <w:szCs w:val="18"/>
         </w:rPr>
-        <w:t xml:space="preserve">Coordinated a team of </w:t>
-      </w:r>
-      <w:r>
-        <w:rPr>
-          <w:rFonts w:ascii="Calibri" w:eastAsia="Calibri" w:hAnsi="Calibri" w:cs="Calibri"/>
-          <w:b/>
-          <w:bCs/>
-          <w:color w:val="000000"/>
-          <w:sz w:val="18"/>
-          <w:szCs w:val="18"/>
-        </w:rPr>
-        <w:t>3 developers</w:t>
-      </w:r>
-      <w:r>
-        <w:rPr>
-          <w:rFonts w:ascii="Calibri" w:eastAsia="Calibri" w:hAnsi="Calibri" w:cs="Calibri"/>
-          <w:color w:val="000000"/>
-          <w:sz w:val="18"/>
-          <w:szCs w:val="18"/>
-        </w:rPr>
-        <w:t xml:space="preserve"> via standups while personally architecting a document-ingestion framework using </w:t>
-      </w:r>
-      <w:r>
-        <w:rPr>
-          <w:rFonts w:ascii="Calibri" w:eastAsia="Calibri" w:hAnsi="Calibri" w:cs="Calibri"/>
-          <w:b/>
-          <w:bCs/>
-          <w:color w:val="000000"/>
-          <w:sz w:val="18"/>
-          <w:szCs w:val="18"/>
-        </w:rPr>
-        <w:t>LangChain</w:t>
-      </w:r>
-      <w:r>
-        <w:rPr>
-          <w:rFonts w:ascii="Calibri" w:eastAsia="Calibri" w:hAnsi="Calibri" w:cs="Calibri"/>
-          <w:color w:val="000000"/>
-          <w:sz w:val="18"/>
-          <w:szCs w:val="18"/>
-        </w:rPr>
-        <w:t xml:space="preserve"> for PDF parsing, with local semantic search via </w:t>
-      </w:r>
-      <w:r>
-        <w:rPr>
-          <w:rFonts w:ascii="Calibri" w:eastAsia="Calibri" w:hAnsi="Calibri" w:cs="Calibri"/>
-          <w:b/>
-          <w:bCs/>
-          <w:color w:val="000000"/>
-          <w:sz w:val="18"/>
-          <w:szCs w:val="18"/>
-        </w:rPr>
-        <w:t>FAISS</w:t>
-      </w:r>
-      <w:r>
-        <w:rPr>
-          <w:rFonts w:ascii="Calibri" w:eastAsia="Calibri" w:hAnsi="Calibri" w:cs="Calibri"/>
-          <w:color w:val="000000"/>
-          <w:sz w:val="18"/>
-          <w:szCs w:val="18"/>
-        </w:rPr>
-        <w:t xml:space="preserve"> vector search for hallucination-free retrieval.</w:t>
+        <w:t xml:space="preserve">Built a </w:t>
+      </w:r>
+      <w:r>
+        <w:rPr>
+          <w:rFonts w:ascii="Calibri" w:eastAsia="Calibri" w:hAnsi="Calibri" w:cs="Calibri"/>
+          <w:b/>
+          <w:bCs/>
+          <w:color w:val="000000"/>
+          <w:sz w:val="18"/>
+          <w:szCs w:val="18"/>
+        </w:rPr>
+        <w:t>Flask</w:t>
+      </w:r>
+      <w:r>
+        <w:rPr>
+          <w:rFonts w:ascii="Calibri" w:eastAsia="Calibri" w:hAnsi="Calibri" w:cs="Calibri"/>
+          <w:color w:val="000000"/>
+          <w:sz w:val="18"/>
+          <w:szCs w:val="18"/>
+        </w:rPr>
+        <w:t xml:space="preserve"> analytics engine with a serialized </w:t>
+      </w:r>
+      <w:r>
+        <w:rPr>
+          <w:rFonts w:ascii="Calibri" w:eastAsia="Calibri" w:hAnsi="Calibri" w:cs="Calibri"/>
+          <w:b/>
+          <w:bCs/>
+          <w:color w:val="000000"/>
+          <w:sz w:val="18"/>
+          <w:szCs w:val="18"/>
+        </w:rPr>
+        <w:t>Python</w:t>
+      </w:r>
+      <w:r>
+        <w:rPr>
+          <w:rFonts w:ascii="Calibri" w:eastAsia="Calibri" w:hAnsi="Calibri" w:cs="Calibri"/>
+          <w:color w:val="000000"/>
+          <w:sz w:val="18"/>
+          <w:szCs w:val="18"/>
+        </w:rPr>
+        <w:t xml:space="preserve"> ML pipeline to calculate pit-stop strategies from telemetry, visualized on a live </w:t>
+      </w:r>
+      <w:r>
+        <w:rPr>
+          <w:rFonts w:ascii="Calibri" w:eastAsia="Calibri" w:hAnsi="Calibri" w:cs="Calibri"/>
+          <w:b/>
+          <w:bCs/>
+          <w:color w:val="000000"/>
+          <w:sz w:val="18"/>
+          <w:szCs w:val="18"/>
+        </w:rPr>
+        <w:t>time-series</w:t>
+      </w:r>
+      <w:r>
+        <w:rPr>
+          <w:rFonts w:ascii="Calibri" w:eastAsia="Calibri" w:hAnsi="Calibri" w:cs="Calibri"/>
+          <w:color w:val="000000"/>
+          <w:sz w:val="18"/>
+          <w:szCs w:val="18"/>
+        </w:rPr>
+        <w:t xml:space="preserve"> dashboard.</w:t>
       </w:r>
     </w:p>
     <w:p>
@@ -1415,18 +1374,7 @@
           <w:sz w:val="19"/>
           <w:szCs w:val="19"/>
         </w:rPr>
-        <w:t xml:space="preserve">Computer Science (Global </w:t>
-      </w:r>
-      <w:proofErr w:type="gramStart"/>
-      <w:r>
-        <w:rPr>
-          <w:rFonts w:ascii="Calibri" w:eastAsia="Calibri" w:hAnsi="Calibri" w:cs="Calibri"/>
-          <w:b/>
-          <w:bCs/>
-          <w:sz w:val="19"/>
-          <w:szCs w:val="19"/>
-        </w:rPr>
-        <w:t>Class)</w:t>
+        <w:t>Computer Science (Global Class)</w:t>
       </w:r>
       <w:r>
         <w:rPr>
@@ -1435,17 +1383,7 @@
           <w:sz w:val="19"/>
           <w:szCs w:val="19"/>
         </w:rPr>
-        <w:t xml:space="preserve">  |</w:t>
-      </w:r>
-      <w:proofErr w:type="gramEnd"/>
-      <w:r>
-        <w:rPr>
-          <w:rFonts w:ascii="Calibri" w:eastAsia="Calibri" w:hAnsi="Calibri" w:cs="Calibri"/>
-          <w:color w:val="888888"/>
-          <w:sz w:val="19"/>
-          <w:szCs w:val="19"/>
-        </w:rPr>
-        <w:t xml:space="preserve">  </w:t>
+        <w:t xml:space="preserve">  |  </w:t>
       </w:r>
       <w:r>
         <w:rPr>
@@ -1521,18 +1459,7 @@
           <w:sz w:val="19"/>
           <w:szCs w:val="19"/>
         </w:rPr>
-        <w:t xml:space="preserve">Student Exchange </w:t>
-      </w:r>
-      <w:proofErr w:type="gramStart"/>
-      <w:r>
-        <w:rPr>
-          <w:rFonts w:ascii="Calibri" w:eastAsia="Calibri" w:hAnsi="Calibri" w:cs="Calibri"/>
-          <w:b/>
-          <w:bCs/>
-          <w:sz w:val="19"/>
-          <w:szCs w:val="19"/>
-        </w:rPr>
-        <w:t>Program</w:t>
+        <w:t>Student Exchange Program</w:t>
       </w:r>
       <w:r>
         <w:rPr>
@@ -1541,17 +1468,7 @@
           <w:sz w:val="19"/>
           <w:szCs w:val="19"/>
         </w:rPr>
-        <w:t xml:space="preserve">  |</w:t>
-      </w:r>
-      <w:proofErr w:type="gramEnd"/>
-      <w:r>
-        <w:rPr>
-          <w:rFonts w:ascii="Calibri" w:eastAsia="Calibri" w:hAnsi="Calibri" w:cs="Calibri"/>
-          <w:color w:val="888888"/>
-          <w:sz w:val="19"/>
-          <w:szCs w:val="19"/>
-        </w:rPr>
-        <w:t xml:space="preserve">  </w:t>
+        <w:t xml:space="preserve">  |  </w:t>
       </w:r>
       <w:r>
         <w:rPr>
